--- a/docs/2026_B_PI_PZPI-22-7_Lisovyi_N_A/2026_Б_ПІ_ПЗПІ-22-7_Лісовий_Н_А.docx
+++ b/docs/2026_B_PI_PZPI-22-7_Lisovyi_N_A/2026_Б_ПІ_ПЗПІ-22-7_Лісовий_Н_А.docx
@@ -137,7 +137,16 @@
           <w:szCs w:val="40"/>
           <w:lang w:val="uk-UA"/>
         </w:rPr>
-        <w:t>.2025</w:t>
+        <w:t>.202</w:t>
+      </w:r>
+      <w:r>
+        <w:rPr>
+          <w:rFonts w:ascii="Times New Roman" w:hAnsi="Times New Roman" w:cs="Times New Roman"/>
+          <w:sz w:val="40"/>
+          <w:szCs w:val="40"/>
+          <w:lang w:val="uk-UA"/>
+        </w:rPr>
+        <w:t>6</w:t>
       </w:r>
     </w:p>
     <w:p>
@@ -12927,17 +12936,7 @@
           <w:szCs w:val="28"/>
           <w:lang w:val="uk-UA"/>
         </w:rPr>
-        <w:t xml:space="preserve">До меж програмного продукту також входять реалізація текстового чату, синхронізація ігрового процесу між усіма учасниками, автоматичний підрахунок </w:t>
-      </w:r>
-      <w:r>
-        <w:rPr>
-          <w:rFonts w:ascii="Times New Roman" w:hAnsi="Times New Roman" w:cs="Times New Roman"/>
-          <w:sz w:val="28"/>
-          <w:szCs w:val="28"/>
-          <w:lang w:val="uk-UA"/>
-        </w:rPr>
-        <w:lastRenderedPageBreak/>
-        <w:t>балів, підтримка перепідключення користувачів після тимчасової втрати з'єднання, формування рейтингів користувацьких карт і мап, а також можливість додавання публічних наборів карт і мап до списку обраного для їх подальшого використання.</w:t>
+        <w:t>До меж програмного продукту також входять реалізація текстового чату, синхронізація ігрового процесу між усіма учасниками, автоматичний підрахунок балів, підтримка перепідключення користувачів після тимчасової втрати з'єднання, формування рейтингів користувацьких карт і мап, а також можливість додавання публічних наборів карт і мап до списку обраного для їх подальшого використання.</w:t>
       </w:r>
     </w:p>
     <w:p>
@@ -13064,16 +13063,7 @@
           <w:sz w:val="28"/>
           <w:szCs w:val="28"/>
         </w:rPr>
-        <w:t xml:space="preserve">У цій специфікації програмного забезпечення для вебплатформи Alias використовуються нормативні документи, технічні стандарти та офіційна документація програмних засобів, що застосовуються під час розроблення системи. </w:t>
-      </w:r>
-      <w:r>
-        <w:rPr>
-          <w:rFonts w:ascii="Times New Roman" w:hAnsi="Times New Roman" w:cs="Times New Roman"/>
-          <w:sz w:val="28"/>
-          <w:szCs w:val="28"/>
-        </w:rPr>
-        <w:lastRenderedPageBreak/>
-        <w:t>Зазначені джерела є основою для формування функціональних і нефункціональних вимог, проєктування архітектури, реалізації клієнтської та серверної частин, забезпечення безпечної автентифікації користувачів, організації обміну даними та інтеграції сучасних вебтехнологій.</w:t>
+        <w:t>У цій специфікації програмного забезпечення для вебплатформи Alias використовуються нормативні документи, технічні стандарти та офіційна документація програмних засобів, що застосовуються під час розроблення системи. Зазначені джерела є основою для формування функціональних і нефункціональних вимог, проєктування архітектури, реалізації клієнтської та серверної частин, забезпечення безпечної автентифікації користувачів, організації обміну даними та інтеграції сучасних вебтехнологій.</w:t>
       </w:r>
     </w:p>
     <w:p>
@@ -13815,7 +13805,6 @@
           <w:szCs w:val="28"/>
           <w:lang w:val="uk-UA"/>
         </w:rPr>
-        <w:lastRenderedPageBreak/>
         <w:t>Документація Redis. Офіційна документація системи зберігання даних Redis. Доступно на сайті Redis (</w:t>
       </w:r>
       <w:hyperlink r:id="rId16" w:history="1">
@@ -14447,7 +14436,6 @@
           <w:szCs w:val="28"/>
           <w:lang w:val="uk-UA"/>
         </w:rPr>
-        <w:lastRenderedPageBreak/>
         <w:t xml:space="preserve"> </w:t>
       </w:r>
       <w:r>
@@ -14881,7 +14869,6 @@
           <w:szCs w:val="28"/>
           <w:lang w:val="uk-UA"/>
         </w:rPr>
-        <w:lastRenderedPageBreak/>
         <w:t>Користувач – особа, яка використовує вебплатформу після проходження реєстрації або автентифікації та має можливість брати участь в ігрових сесіях, створювати контент і взаємодіяти з іншими користувачами.</w:t>
       </w:r>
     </w:p>
@@ -15246,7 +15233,6 @@
           <w:szCs w:val="28"/>
           <w:lang w:val="uk-UA"/>
         </w:rPr>
-        <w:lastRenderedPageBreak/>
         <w:t>Статистика – інформація про результати зіграних партій, кількість перемог, набрані бали та інші показники активності користувача.</w:t>
       </w:r>
     </w:p>
@@ -15685,7 +15671,6 @@
           <w:szCs w:val="28"/>
           <w:lang w:val="uk-UA"/>
         </w:rPr>
-        <w:lastRenderedPageBreak/>
         <w:t>CI/CD (Continuous Integration / Continuous Deployment) – підхід до автоматизації процесів інтеграції, тестування та розгортання програмного забезпечення.</w:t>
       </w:r>
     </w:p>
@@ -15742,7 +15727,6 @@
         <w:rPr>
           <w:lang w:val="uk-UA"/>
         </w:rPr>
-        <w:lastRenderedPageBreak/>
         <w:t>ЗАГАЛЬНИЙ ОПИС</w:t>
       </w:r>
       <w:bookmarkEnd w:id="6"/>
@@ -15853,17 +15837,7 @@
           <w:szCs w:val="28"/>
           <w:lang w:val="uk-UA"/>
         </w:rPr>
-        <w:t xml:space="preserve">Архітектура платформи проєктується з урахуванням можливості її подальшого розвитку та масштабування. Модульна структура серверної та клієнтської частин дозволяє розширювати функціональність системи шляхом </w:t>
-      </w:r>
-      <w:r>
-        <w:rPr>
-          <w:rFonts w:ascii="Times New Roman" w:hAnsi="Times New Roman" w:cs="Times New Roman"/>
-          <w:sz w:val="28"/>
-          <w:szCs w:val="28"/>
-          <w:lang w:val="uk-UA"/>
-        </w:rPr>
-        <w:lastRenderedPageBreak/>
-        <w:t>додавання нових режимів гри, інтеграції додаткових сервісів, реалізації нових типів користувацького контенту, удосконалення механізмів соціальної взаємодії та впровадження нових інструментів персоналізації без суттєвого впливу на вже реалізовані компоненти.</w:t>
+        <w:t>Архітектура платформи проєктується з урахуванням можливості її подальшого розвитку та масштабування. Модульна структура серверної та клієнтської частин дозволяє розширювати функціональність системи шляхом додавання нових режимів гри, інтеграції додаткових сервісів, реалізації нових типів користувацького контенту, удосконалення механізмів соціальної взаємодії та впровадження нових інструментів персоналізації без суттєвого впливу на вже реалізовані компоненти.</w:t>
       </w:r>
     </w:p>
     <w:p>
@@ -16005,17 +15979,7 @@
           <w:szCs w:val="28"/>
           <w:lang w:val="uk-UA"/>
         </w:rPr>
-        <w:t xml:space="preserve">Вебплатформа Alias призначена для організації та проведення багатокористувацької командної гри в онлайн-середовищі та забезпечує користувачам єдину платформу для створення ігрових сесій, взаємодії між гравцями, керування користувацьким контентом і перегляду статистики. Функціональність системи охоплює роботу з обліковим записом, профілем користувача, ігровими кімнатами, командами, наборами карт, тривимірними </w:t>
-      </w:r>
-      <w:r>
-        <w:rPr>
-          <w:rFonts w:ascii="Times New Roman" w:hAnsi="Times New Roman" w:cs="Times New Roman"/>
-          <w:sz w:val="28"/>
-          <w:szCs w:val="28"/>
-          <w:lang w:val="uk-UA"/>
-        </w:rPr>
-        <w:lastRenderedPageBreak/>
-        <w:t>мапами, історією зіграних партій та іншими компонентами, необхідними для повноцінного функціонування платформи.</w:t>
+        <w:t>Вебплатформа Alias призначена для організації та проведення багатокористувацької командної гри в онлайн-середовищі та забезпечує користувачам єдину платформу для створення ігрових сесій, взаємодії між гравцями, керування користувацьким контентом і перегляду статистики. Функціональність системи охоплює роботу з обліковим записом, профілем користувача, ігровими кімнатами, командами, наборами карт, тривимірними мапами, історією зіграних партій та іншими компонентами, необхідними для повноцінного функціонування платформи.</w:t>
       </w:r>
     </w:p>
     <w:p>
@@ -16125,7 +16089,6 @@
           <w:szCs w:val="28"/>
           <w:lang w:val="uk-UA"/>
         </w:rPr>
-        <w:lastRenderedPageBreak/>
         <w:t>До функцій другого рівня пріоритетності належать можливості, що забезпечують комфортну взаємодію користувачів із платформою. Система підтримує текстовий чат усередині ігрових кімнат, миттєве оновлення інформації про стан гри, перегляд історії завершених партій, персональної статистики, списку створених наборів карт і мап, а також механізми пошуку, сортування й фільтрації користувацького контенту. Для синхронізації даних між клієнтом і сервером у режимі реального часу використовується технологія WebSocket, що забезпечує своєчасне оновлення стану гри для всіх її учасників.</w:t>
       </w:r>
     </w:p>
@@ -16214,17 +16177,7 @@
           <w:szCs w:val="28"/>
           <w:lang w:val="uk-UA"/>
         </w:rPr>
-        <w:t xml:space="preserve">Вебплатформа Alias орієнтована на широке коло користувачів, які бажають брати участь у багатокористувацьких словесних іграх через мережу Інтернет. Залежно від характеру взаємодії із системою та обсягу доступних функцій користувачі поділяються на гостей, зареєстрованих користувачів, організаторів </w:t>
-      </w:r>
-      <w:r>
-        <w:rPr>
-          <w:rFonts w:ascii="Times New Roman" w:hAnsi="Times New Roman" w:cs="Times New Roman"/>
-          <w:sz w:val="28"/>
-          <w:szCs w:val="28"/>
-          <w:lang w:val="uk-UA"/>
-        </w:rPr>
-        <w:lastRenderedPageBreak/>
-        <w:t>ігрових сесій та адміністраторів. Кожна категорія користувачів має власний набір дозволених дій, що визначається рівнем авторизації та роллю в системі.</w:t>
+        <w:t>Вебплатформа Alias орієнтована на широке коло користувачів, які бажають брати участь у багатокористувацьких словесних іграх через мережу Інтернет. Залежно від характеру взаємодії із системою та обсягу доступних функцій користувачі поділяються на гостей, зареєстрованих користувачів, організаторів ігрових сесій та адміністраторів. Кожна категорія користувачів має власний набір дозволених дій, що визначається рівнем авторизації та роллю в системі.</w:t>
       </w:r>
     </w:p>
     <w:p>
@@ -16334,7 +16287,6 @@
           <w:szCs w:val="28"/>
           <w:lang w:val="uk-UA"/>
         </w:rPr>
-        <w:lastRenderedPageBreak/>
         <w:t>Платформа розрахована на користувачів різного віку та рівня підготовки й має забезпечувати зрозумілий та інтуїтивний інтерфейс без необхідності попереднього навчання. Для роботи із системою користувачеві необхідно мати доступ до мережі Інтернет, сучасний веббраузер та базові навички використання вебзастосунків. Передбачається, що інтерфейс платформи забезпечуватиме послідовну й логічну взаємодію для всіх категорій користувачів незалежно від рівня їхнього досвіду.</w:t>
       </w:r>
     </w:p>
@@ -16463,17 +16415,7 @@
           <w:szCs w:val="28"/>
           <w:lang w:val="uk-UA"/>
         </w:rPr>
-        <w:t xml:space="preserve">Робота окремих функцій залежатиме від зовнішніх сервісів та хмарної інфраструктури. Це стосується насамперед автентифікації через Google OAuth, зберігання користувацьких медіафайлів у Cloudflare R2, доставки електронних листів, а також розгортання серверної частини в середовищі Azure App Service. У </w:t>
-      </w:r>
-      <w:r>
-        <w:rPr>
-          <w:rFonts w:ascii="Times New Roman" w:hAnsi="Times New Roman" w:cs="Times New Roman"/>
-          <w:sz w:val="28"/>
-          <w:szCs w:val="28"/>
-          <w:lang w:val="uk-UA"/>
-        </w:rPr>
-        <w:lastRenderedPageBreak/>
-        <w:t>разі тимчасової недоступності цих сервісів окремі функції платформи можуть працювати з обмеженнями або бути тимчасово недоступними.</w:t>
+        <w:t>Робота окремих функцій залежатиме від зовнішніх сервісів та хмарної інфраструктури. Це стосується насамперед автентифікації через Google OAuth, зберігання користувацьких медіафайлів у Cloudflare R2, доставки електронних листів, а також розгортання серверної частини в середовищі Azure App Service. У разі тимчасової недоступності цих сервісів окремі функції платформи можуть працювати з обмеженнями або бути тимчасово недоступними.</w:t>
       </w:r>
     </w:p>
     <w:p>
@@ -16636,17 +16578,7 @@
           <w:szCs w:val="28"/>
           <w:lang w:val="uk-UA"/>
         </w:rPr>
-        <w:t xml:space="preserve">Функціонування вебплатформи Alias залежатиме від низки технічних та організаційних умов, які забезпечують її стабільну та коректну роботу. </w:t>
-      </w:r>
-      <w:r>
-        <w:rPr>
-          <w:rFonts w:ascii="Times New Roman" w:hAnsi="Times New Roman" w:cs="Times New Roman"/>
-          <w:sz w:val="28"/>
-          <w:szCs w:val="28"/>
-          <w:lang w:val="uk-UA"/>
-        </w:rPr>
-        <w:lastRenderedPageBreak/>
-        <w:t>Передбачається, що користувачі використовуватимуть сучасні веббраузери, які підтримують актуальні вебтехнології, необхідні для роботи клієнтської частини, виконання JavaScript-коду, використання WebGL та встановлення WebSocket-з'єднань.</w:t>
+        <w:t>Функціонування вебплатформи Alias залежатиме від низки технічних та організаційних умов, які забезпечують її стабільну та коректну роботу. Передбачається, що користувачі використовуватимуть сучасні веббраузери, які підтримують актуальні вебтехнології, необхідні для роботи клієнтської частини, виконання JavaScript-коду, використання WebGL та встановлення WebSocket-з'єднань.</w:t>
       </w:r>
     </w:p>
     <w:p>
@@ -16756,17 +16688,7 @@
           <w:szCs w:val="28"/>
           <w:lang w:val="uk-UA"/>
         </w:rPr>
-        <w:t xml:space="preserve">Реалізація входу через обліковий запис Google залежатиме від доступності сервісу Google OAuth 2.0, чинності маркерів доступу користувача та наданих дозволів. У разі недоступності цього сервісу користувачі повинні мати можливість </w:t>
-      </w:r>
-      <w:r>
-        <w:rPr>
-          <w:rFonts w:ascii="Times New Roman" w:hAnsi="Times New Roman" w:cs="Times New Roman"/>
-          <w:sz w:val="28"/>
-          <w:szCs w:val="28"/>
-          <w:lang w:val="uk-UA"/>
-        </w:rPr>
-        <w:lastRenderedPageBreak/>
-        <w:t>використовувати стандартну автентифікацію за допомогою адреси електронної пошти та пароля.</w:t>
+        <w:t>Реалізація входу через обліковий запис Google залежатиме від доступності сервісу Google OAuth 2.0, чинності маркерів доступу користувача та наданих дозволів. У разі недоступності цього сервісу користувачі повинні мати можливість використовувати стандартну автентифікацію за допомогою адреси електронної пошти та пароля.</w:t>
       </w:r>
     </w:p>
     <w:p>
@@ -16908,7 +16830,6 @@
         <w:rPr>
           <w:lang w:val="uk-UA"/>
         </w:rPr>
-        <w:lastRenderedPageBreak/>
         <w:t>КОНКРЕТНІ ВИМОГИ</w:t>
       </w:r>
       <w:bookmarkEnd w:id="12"/>
@@ -17042,7 +16963,6 @@
           <w:szCs w:val="28"/>
           <w:lang w:val="uk-UA"/>
         </w:rPr>
-        <w:lastRenderedPageBreak/>
         <w:t>Інтерфейс має забезпечувати зручну взаємодію як із двовимірними елементами керування, так і з інтерактивним тривимірним середовищем, реалізованим за допомогою технологій WebGL та бібліотеки Three.js. Тривимірні сцени повинні органічно інтегруватися в загальний інтерфейс, не ускладнюючи виконання основних сценаріїв роботи користувача та не погіршуючи зручність навігації.</w:t>
       </w:r>
     </w:p>
@@ -17131,17 +17051,7 @@
           <w:szCs w:val="28"/>
           <w:lang w:val="uk-UA"/>
         </w:rPr>
-        <w:t xml:space="preserve">Під час проєктування інтерфейсу також мають враховуватися базові вимоги доступності (Accessibility), зокрема достатній рівень контрастності, можливість </w:t>
-      </w:r>
-      <w:r>
-        <w:rPr>
-          <w:rFonts w:ascii="Times New Roman" w:hAnsi="Times New Roman" w:cs="Times New Roman"/>
-          <w:sz w:val="28"/>
-          <w:szCs w:val="28"/>
-          <w:lang w:val="uk-UA"/>
-        </w:rPr>
-        <w:lastRenderedPageBreak/>
-        <w:t>керування інтерфейсом за допомогою клавіатури, підтримка семантичної структури HTML-документів та сумісність із сучасними допоміжними технологіями. Це має забезпечити комфортне використання вебплатформи максимально широким колом користувачів.</w:t>
+        <w:t>Під час проєктування інтерфейсу також мають враховуватися базові вимоги доступності (Accessibility), зокрема достатній рівень контрастності, можливість керування інтерфейсом за допомогою клавіатури, підтримка семантичної структури HTML-документів та сумісність із сучасними допоміжними технологіями. Це має забезпечити комфортне використання вебплатформи максимально широким колом користувачів.</w:t>
       </w:r>
     </w:p>
     <w:p>
@@ -17251,17 +17161,7 @@
           <w:szCs w:val="28"/>
           <w:lang w:val="uk-UA"/>
         </w:rPr>
-        <w:t xml:space="preserve">Серверна частина системи, реалізована на платформі ASP.NET Core Web API, повинна функціонувати на сервері з операційною системою, що підтримує середовище виконання .NET, та мати не менше 4 віртуальних процесорних ядер, 8 ГБ оперативної пам'яті і високошвидкісний твердотільний накопичувач (SSD). Такі </w:t>
-      </w:r>
-      <w:r>
-        <w:rPr>
-          <w:rFonts w:ascii="Times New Roman" w:hAnsi="Times New Roman" w:cs="Times New Roman"/>
-          <w:sz w:val="28"/>
-          <w:szCs w:val="28"/>
-          <w:lang w:val="uk-UA"/>
-        </w:rPr>
-        <w:lastRenderedPageBreak/>
-        <w:t>ресурси необхідні для одночасної обробки HTTP-запитів, підтримки WebSocket-з'єднань, виконання серверної логіки та взаємодії з іншими компонентами системи.</w:t>
+        <w:t>Серверна частина системи, реалізована на платформі ASP.NET Core Web API, повинна функціонувати на сервері з операційною системою, що підтримує середовище виконання .NET, та мати не менше 4 віртуальних процесорних ядер, 8 ГБ оперативної пам'яті і високошвидкісний твердотільний накопичувач (SSD). Такі ресурси необхідні для одночасної обробки HTTP-запитів, підтримки WebSocket-з'єднань, виконання серверної логіки та взаємодії з іншими компонентами системи.</w:t>
       </w:r>
     </w:p>
     <w:p>
@@ -17447,17 +17347,7 @@
           <w:szCs w:val="28"/>
           <w:lang w:val="uk-UA"/>
         </w:rPr>
-        <w:t xml:space="preserve">Під час роботи застосунок використовує стандартні Web API сучасних браузерів, зокрема Fetch API, WebSocket API, Local Storage, Session Storage, Canvas </w:t>
-      </w:r>
-      <w:r>
-        <w:rPr>
-          <w:rFonts w:ascii="Times New Roman" w:hAnsi="Times New Roman" w:cs="Times New Roman"/>
-          <w:sz w:val="28"/>
-          <w:szCs w:val="28"/>
-          <w:lang w:val="uk-UA"/>
-        </w:rPr>
-        <w:lastRenderedPageBreak/>
-        <w:t>API, WebGL та інші засоби, необхідні для функціонування клієнтської частини. Для відображення інтерактивного тривимірного середовища використовуються бібліотеки Three.js, React Three Fiber та React Three Drei, що забезпечують програмний інтерфейс для роботи з тривимірною графікою безпосередньо у веббраузері.</w:t>
+        <w:t>Під час роботи застосунок використовує стандартні Web API сучасних браузерів, зокрема Fetch API, WebSocket API, Local Storage, Session Storage, Canvas API, WebGL та інші засоби, необхідні для функціонування клієнтської частини. Для відображення інтерактивного тривимірного середовища використовуються бібліотеки Three.js, React Three Fiber та React Three Drei, що забезпечують програмний інтерфейс для роботи з тривимірною графікою безпосередньо у веббраузері.</w:t>
       </w:r>
     </w:p>
     <w:p>
@@ -17607,7 +17497,6 @@
           <w:szCs w:val="28"/>
           <w:lang w:val="uk-UA"/>
         </w:rPr>
-        <w:lastRenderedPageBreak/>
         <w:t>Усі серверні компоненти розгортаються із застосуванням технології Docker, що забезпечує стандартизоване середовище виконання, ізоляцію сервісів та спрощує процес розгортання, оновлення й масштабування системи. Взаємодія між окремими сервісами здійснюється через внутрішню мережу контейнерів із використанням стандартних мережевих протоколів TCP/IP.</w:t>
       </w:r>
     </w:p>
@@ -17718,17 +17607,7 @@
           <w:szCs w:val="28"/>
           <w:lang w:val="uk-UA"/>
         </w:rPr>
-        <w:t xml:space="preserve">Для забезпечення багатокористувацької взаємодії в режимі реального часу система повинна використовувати протокол WebSocket. Через WebSocket-з'єднання мають передаватися повідомлення про створення та оновлення ігрових кімнат, </w:t>
-      </w:r>
-      <w:r>
-        <w:rPr>
-          <w:rFonts w:ascii="Times New Roman" w:hAnsi="Times New Roman" w:cs="Times New Roman"/>
-          <w:sz w:val="28"/>
-          <w:szCs w:val="28"/>
-          <w:lang w:val="uk-UA"/>
-        </w:rPr>
-        <w:lastRenderedPageBreak/>
-        <w:t>зміни стану гри, дії учасників, синхронізацію ігрового процесу та інші події, що потребують мінімальної затримки передавання даних. Після встановлення з'єднання сервер повинен виконувати перевірку автентичності користувача та підтримувати активний канал зв'язку протягом усієї ігрової сесії.</w:t>
+        <w:t>Для забезпечення багатокористувацької взаємодії в режимі реального часу система повинна використовувати протокол WebSocket. Через WebSocket-з'єднання мають передаватися повідомлення про створення та оновлення ігрових кімнат, зміни стану гри, дії учасників, синхронізацію ігрового процесу та інші події, що потребують мінімальної затримки передавання даних. Після встановлення з'єднання сервер повинен виконувати перевірку автентичності користувача та підтримувати активний канал зв'язку протягом усієї ігрової сесії.</w:t>
       </w:r>
     </w:p>
     <w:p>
@@ -17853,7 +17732,6 @@
       </w:pPr>
       <w:bookmarkStart w:id="18" w:name="_Toc234653091"/>
       <w:r>
-        <w:lastRenderedPageBreak/>
         <w:t>Обмеження пам’яті</w:t>
       </w:r>
       <w:bookmarkEnd w:id="18"/>
@@ -18913,7 +18791,6 @@
           <w:szCs w:val="28"/>
           <w:lang w:val="ru-RU"/>
         </w:rPr>
-        <w:lastRenderedPageBreak/>
         <w:t>Під час завантаження користувацьких зображень система повинна використовувати потокову передачу даних без повного завантаження файлів в оперативну пам'ять сервера. Максимальний розмір одного файлу має визначатися конфігурацією системи та контролюватися засобами серверної валідації перед його передаванням до хмарного сховища Cloudinary.</w:t>
       </w:r>
     </w:p>
@@ -19046,7 +18923,6 @@
           <w:szCs w:val="28"/>
           <w:lang w:val="uk-UA"/>
         </w:rPr>
-        <w:lastRenderedPageBreak/>
         <w:t>Система повинна виконувати операції керування профілем користувача. До них належать перегляд і редагування особистої інформації, зміна аватара, оновлення контактних даних, налаштування профілю, а також завантаження й видалення медіафайлів із використанням Azure Blob Storage. Усі зміни повинні зберігатися в базі даних MongoDB та бути доступними після оновлення сторінки.</w:t>
       </w:r>
     </w:p>
@@ -19157,17 +19033,7 @@
           <w:szCs w:val="28"/>
           <w:lang w:val="uk-UA"/>
         </w:rPr>
-        <w:t xml:space="preserve">У разі використання статистики система повинна виконувати операції обчислення результатів гри, підрахунку набраних балів, визначення переможця, формування історії зіграних партій та збереження відповідної інформації в </w:t>
-      </w:r>
-      <w:r>
-        <w:rPr>
-          <w:rFonts w:ascii="Times New Roman" w:hAnsi="Times New Roman" w:cs="Times New Roman"/>
-          <w:sz w:val="28"/>
-          <w:szCs w:val="28"/>
-          <w:lang w:val="uk-UA"/>
-        </w:rPr>
-        <w:lastRenderedPageBreak/>
-        <w:t>MongoDB. За потреби серверна частина повинна забезпечувати формування звітів у форматі PDF із використанням бібліотеки QuestPDF.</w:t>
+        <w:t>У разі використання статистики система повинна виконувати операції обчислення результатів гри, підрахунку набраних балів, визначення переможця, формування історії зіграних партій та збереження відповідної інформації в MongoDB. За потреби серверна частина повинна забезпечувати формування звітів у форматі PDF із використанням бібліотеки QuestPDF.</w:t>
       </w:r>
     </w:p>
     <w:p>
@@ -19450,7 +19316,6 @@
           <w:szCs w:val="28"/>
           <w:lang w:val="ru-RU"/>
         </w:rPr>
-        <w:lastRenderedPageBreak/>
         <w:t>[</w:t>
       </w:r>
       <w:r>
@@ -19959,7 +19824,6 @@
           <w:rFonts w:cs="Times New Roman"/>
           <w:szCs w:val="28"/>
         </w:rPr>
-        <w:lastRenderedPageBreak/>
         <w:t>Відновлення пароля</w:t>
       </w:r>
       <w:bookmarkEnd w:id="25"/>
@@ -20454,7 +20318,6 @@
       </w:pPr>
       <w:bookmarkStart w:id="27" w:name="_Toc234653100"/>
       <w:r>
-        <w:lastRenderedPageBreak/>
         <w:t>Керування профілем користувача</w:t>
       </w:r>
       <w:bookmarkEnd w:id="27"/>
@@ -20978,7 +20841,6 @@
           <w:szCs w:val="28"/>
           <w:lang w:val="ru-RU"/>
         </w:rPr>
-        <w:lastRenderedPageBreak/>
         <w:t>[</w:t>
       </w:r>
       <w:r>
@@ -21861,7 +21723,6 @@
           <w:szCs w:val="28"/>
           <w:lang w:val="ru-RU"/>
         </w:rPr>
-        <w:lastRenderedPageBreak/>
         <w:t>[</w:t>
       </w:r>
       <w:r>
@@ -22474,7 +22335,6 @@
           <w:szCs w:val="28"/>
           <w:lang w:val="ru-RU"/>
         </w:rPr>
-        <w:lastRenderedPageBreak/>
         <w:t>[</w:t>
       </w:r>
       <w:r>
@@ -23204,7 +23064,6 @@
       </w:pPr>
       <w:bookmarkStart w:id="38" w:name="_Toc234653111"/>
       <w:r>
-        <w:lastRenderedPageBreak/>
         <w:t>Видалення кімнати</w:t>
       </w:r>
       <w:bookmarkEnd w:id="38"/>
@@ -23731,7 +23590,6 @@
           <w:szCs w:val="28"/>
           <w:lang w:val="uk-UA"/>
         </w:rPr>
-        <w:lastRenderedPageBreak/>
         <w:t>[</w:t>
       </w:r>
       <w:r>
@@ -24243,7 +24101,6 @@
           <w:sz w:val="28"/>
           <w:szCs w:val="28"/>
         </w:rPr>
-        <w:lastRenderedPageBreak/>
         <w:t>[SYS-REQ-06</w:t>
       </w:r>
       <w:r>
@@ -24618,7 +24475,6 @@
           <w:szCs w:val="28"/>
           <w:lang w:val="ru-RU"/>
         </w:rPr>
-        <w:lastRenderedPageBreak/>
         <w:t>[SYS-REQ-070] Система повинна перевіряти правильність коду доступу до приватної кімнати.</w:t>
       </w:r>
     </w:p>
@@ -24952,7 +24808,6 @@
           <w:szCs w:val="28"/>
           <w:lang w:val="ru-RU"/>
         </w:rPr>
-        <w:lastRenderedPageBreak/>
         <w:t>[SYS-REQ-081] Система повинна автоматично визначати команду, яка розпочинає гру.</w:t>
       </w:r>
     </w:p>
@@ -25284,7 +25139,6 @@
           <w:szCs w:val="28"/>
           <w:lang w:val="uk-UA"/>
         </w:rPr>
-        <w:lastRenderedPageBreak/>
         <w:t>[SYS-REQ-093] Система повинна повідомляти всіх учасників про завершення гри.</w:t>
       </w:r>
     </w:p>
@@ -25551,7 +25405,6 @@
       </w:pPr>
       <w:bookmarkStart w:id="58" w:name="_Toc234653131"/>
       <w:r>
-        <w:lastRenderedPageBreak/>
         <w:t>Перегляд інформації про команди</w:t>
       </w:r>
       <w:bookmarkEnd w:id="58"/>
@@ -26043,7 +25896,6 @@
           <w:szCs w:val="28"/>
           <w:lang w:val="ru-RU"/>
         </w:rPr>
-        <w:lastRenderedPageBreak/>
         <w:t>[SYS-REQ-</w:t>
       </w:r>
       <w:r>
@@ -26607,7 +26459,6 @@
       </w:pPr>
       <w:bookmarkStart w:id="68" w:name="_Toc234653141"/>
       <w:r>
-        <w:lastRenderedPageBreak/>
         <w:t>Керування завданнями</w:t>
       </w:r>
       <w:bookmarkEnd w:id="68"/>
@@ -27254,7 +27105,6 @@
         <w:rPr>
           <w:lang w:val="ru-RU"/>
         </w:rPr>
-        <w:lastRenderedPageBreak/>
         <w:t>3.1.7.11.3 Керування участями</w:t>
       </w:r>
       <w:bookmarkEnd w:id="76"/>
@@ -27711,7 +27561,6 @@
           <w:szCs w:val="28"/>
           <w:lang w:val="ru-RU"/>
         </w:rPr>
-        <w:lastRenderedPageBreak/>
         <w:t>– Припущення щодо достовірності даних: передбачається, що користувачі вносять актуальну та достовірну інформацію про себе, організації, проєкти, події та завдання. Якість пошуку, рекомендацій, географічного відображення та взаємодії між учасниками безпосередньо залежить від коректності введених даних.</w:t>
       </w:r>
     </w:p>
@@ -27953,7 +27802,6 @@
         <w:rPr>
           <w:lang w:val="ru-RU"/>
         </w:rPr>
-        <w:lastRenderedPageBreak/>
         <w:t>Керування профілем користувача</w:t>
       </w:r>
       <w:bookmarkEnd w:id="83"/>
@@ -28263,7 +28111,6 @@
           <w:szCs w:val="28"/>
           <w:lang w:val="ru-RU"/>
         </w:rPr>
-        <w:lastRenderedPageBreak/>
         <w:t xml:space="preserve">Після завершення часу система повинна автоматично завершувати раунд та визначати наступну команду, якій передається хід. </w:t>
       </w:r>
     </w:p>
@@ -28527,7 +28374,6 @@
         <w:rPr>
           <w:lang w:val="ru-RU"/>
         </w:rPr>
-        <w:lastRenderedPageBreak/>
         <w:t>Статистика, історія та рейтинги</w:t>
       </w:r>
       <w:bookmarkEnd w:id="88"/>
@@ -28771,7 +28617,6 @@
           <w:szCs w:val="28"/>
           <w:lang w:val="ru-RU"/>
         </w:rPr>
-        <w:lastRenderedPageBreak/>
         <w:t xml:space="preserve">Відмовостійкість зовнішніх інтеграцій: у разі тимчасової недоступності зовнішніх залежностей (Google OAuth 2.0, Cloudflare R2) платформа не повинна повністю припиняти роботу. Система має переходити в режим обмеженої функціональності: блокувати лише пов'язані функції (наприклад, завантаження нових аватарок або вхід через Google), виводячи користувачеві зрозуміле повідомлення. </w:t>
       </w:r>
     </w:p>
@@ -28926,17 +28771,7 @@
           <w:szCs w:val="28"/>
           <w:lang w:val="ru-RU"/>
         </w:rPr>
-        <w:t xml:space="preserve">Англомовний інтерфейс та гнучкість контенту: у межах першої версії системи інтерфейс платформи реалізується англійською мовою. Проте текстові поля системи повинні підтримувати коректну обробку та відображення символів різних </w:t>
-      </w:r>
-      <w:r>
-        <w:rPr>
-          <w:rFonts w:ascii="Times New Roman" w:hAnsi="Times New Roman" w:cs="Times New Roman"/>
-          <w:sz w:val="28"/>
-          <w:szCs w:val="28"/>
-          <w:lang w:val="ru-RU"/>
-        </w:rPr>
-        <w:lastRenderedPageBreak/>
-        <w:t xml:space="preserve">національних алфавітів для користувацьких наборів карт, назв команд та текстового чату. </w:t>
+        <w:t xml:space="preserve">Англомовний інтерфейс та гнучкість контенту: у межах першої версії системи інтерфейс платформи реалізується англійською мовою. Проте текстові поля системи повинні підтримувати коректну обробку та відображення символів різних національних алфавітів для користувацьких наборів карт, назв команд та текстового чату. </w:t>
       </w:r>
     </w:p>
     <w:p>
@@ -29090,17 +28925,7 @@
           <w:szCs w:val="28"/>
           <w:lang w:val="ru-RU"/>
         </w:rPr>
-        <w:t xml:space="preserve">Захист від поширених веб-уразливостей: система повинна бути захищена від міжсайтового скриптингу (XSS) шляхом автоматичного екранування введених даних фреймворком React (зокрема під час створення користувацьких карток) . Бекенд на FastAPI має гарантувати захист від SQL-ін'єкцій завдяки використанню ORM SQLAlchemy та суворій типізації й валідації всіх вхідних даних (DTO) через </w:t>
-      </w:r>
-      <w:r>
-        <w:rPr>
-          <w:rFonts w:ascii="Times New Roman" w:hAnsi="Times New Roman" w:cs="Times New Roman"/>
-          <w:sz w:val="28"/>
-          <w:szCs w:val="28"/>
-          <w:lang w:val="ru-RU"/>
-        </w:rPr>
-        <w:lastRenderedPageBreak/>
-        <w:t xml:space="preserve">Pydantic. Сервер зобов'язаний мати налаштовані політики CORS для обмеження запитів із неавторизованих доменів. </w:t>
+        <w:t xml:space="preserve">Захист від поширених веб-уразливостей: система повинна бути захищена від міжсайтового скриптингу (XSS) шляхом автоматичного екранування введених даних фреймворком React (зокрема під час створення користувацьких карток) . Бекенд на FastAPI має гарантувати захист від SQL-ін'єкцій завдяки використанню ORM SQLAlchemy та суворій типізації й валідації всіх вхідних даних (DTO) через Pydantic. Сервер зобов'язаний мати налаштовані політики CORS для обмеження запитів із неавторизованих доменів. </w:t>
       </w:r>
     </w:p>
     <w:p>
@@ -29254,17 +29079,7 @@
           <w:szCs w:val="28"/>
           <w:lang w:val="ru-RU"/>
         </w:rPr>
-        <w:t xml:space="preserve">Архітектурна модульність: серверна частина на FastAPI має проєктуватися з чітким розділенням відповідальності між шарами обробки HTTP/WebSocket запитів (маршрути), бізнес-логіки гри та шаром доступу до даних (SQLAlchemy/PostgreSQL). Клієнтська частина на React повинна будуватися на </w:t>
-      </w:r>
-      <w:r>
-        <w:rPr>
-          <w:rFonts w:ascii="Times New Roman" w:hAnsi="Times New Roman" w:cs="Times New Roman"/>
-          <w:sz w:val="28"/>
-          <w:szCs w:val="28"/>
-          <w:lang w:val="ru-RU"/>
-        </w:rPr>
-        <w:lastRenderedPageBreak/>
-        <w:t xml:space="preserve">основі компонентного підходу з логічним ізолюванням модулів ігрового процесу, чату та управління контентом. </w:t>
+        <w:t xml:space="preserve">Архітектурна модульність: серверна частина на FastAPI має проєктуватися з чітким розділенням відповідальності між шарами обробки HTTP/WebSocket запитів (маршрути), бізнес-логіки гри та шаром доступу до даних (SQLAlchemy/PostgreSQL). Клієнтська частина на React повинна будуватися на основі компонентного підходу з логічним ізолюванням модулів ігрового процесу, чату та управління контентом. </w:t>
       </w:r>
     </w:p>
     <w:p>
@@ -29498,7 +29313,6 @@
           <w:szCs w:val="28"/>
           <w:lang w:val="ru-RU"/>
         </w:rPr>
-        <w:lastRenderedPageBreak/>
         <w:t xml:space="preserve">Керування конфігураціями через середовище: усі системні порти, рядки підключення до бази даних PostgreSQL та Redis, а також секретні ключі для Cloudflare R2 та Google OAuth повинні динамічно підтягуватися зі змінних середовища (.env) машини або контейнера, де запускається застосунок. </w:t>
       </w:r>
     </w:p>
@@ -29675,7 +29489,6 @@
           <w:szCs w:val="28"/>
           <w:lang w:val="ru-RU"/>
         </w:rPr>
-        <w:lastRenderedPageBreak/>
         <w:t xml:space="preserve">Оптимізація клієнтських та 3D-ресурсів: React-застосунок має раціонально споживати оперативну пам'ять. Тривимірні моделі, створені в Blender та інтегровані через Three.js, повинні бути оптимізовані за допомогою низькополігональної геометрії та запікання карт текстур у Substance 3D Painter. Клієнтська частина зобов'язана своєчасно звільняти (dispose) невикористовувані графічні ресурси (геометрію, матеріали) після закриття ігрової кімнати для запобігання витокам пам'яті браузера. </w:t>
       </w:r>
     </w:p>
@@ -29786,7 +29599,6 @@
           <w:szCs w:val="28"/>
           <w:lang w:val="ru-RU"/>
         </w:rPr>
-        <w:lastRenderedPageBreak/>
         <w:t xml:space="preserve">З метою забезпечення високопродуктивної роботи системи в режимі реального часу, архітектура передбачає використання додаткового сховища Redis. Redis застосовується для кешування даних та зберігання тимчасового стану активних ігрових сесій. Зберігання часто використовуваних тимчасових даних у Redis дозволяє значно зменшити навантаження на основну реляційну базу даних та скоротити споживання серверних ресурсів. </w:t>
       </w:r>
     </w:p>
@@ -29896,7 +29708,6 @@
         <w:rPr>
           <w:lang w:val="ru-RU"/>
         </w:rPr>
-        <w:lastRenderedPageBreak/>
         <w:t>Інші вимоги</w:t>
       </w:r>
       <w:bookmarkEnd w:id="97"/>
@@ -30026,17 +29837,7 @@
           <w:szCs w:val="28"/>
           <w:lang w:val="ru-RU"/>
         </w:rPr>
-        <w:t xml:space="preserve">Правові норми та конфіденційність: Оскільки система передбачає реєстрацію користувачів, обробку електронних адрес, збереження статистики та використання механізмів авторизації через зовнішні сервіси, інтерфейс повинен містити механізм </w:t>
-      </w:r>
-      <w:r>
-        <w:rPr>
-          <w:rFonts w:ascii="Times New Roman" w:hAnsi="Times New Roman" w:cs="Times New Roman"/>
-          <w:sz w:val="28"/>
-          <w:szCs w:val="28"/>
-          <w:lang w:val="ru-RU"/>
-        </w:rPr>
-        <w:lastRenderedPageBreak/>
-        <w:t>отримання явної згоди користувача на обробку персональних даних. У системі також мають бути передбачені загальнодоступні сторінки з політикою конфіденційності та правилами користування платформою.</w:t>
+        <w:t>Правові норми та конфіденційність: Оскільки система передбачає реєстрацію користувачів, обробку електронних адрес, збереження статистики та використання механізмів авторизації через зовнішні сервіси, інтерфейс повинен містити механізм отримання явної згоди користувача на обробку персональних даних. У системі також мають бути передбачені загальнодоступні сторінки з політикою конфіденційності та правилами користування платформою.</w:t>
       </w:r>
       <w:r>
         <w:rPr>
@@ -36400,6 +36201,7 @@
   <w:style w:type="character" w:default="1" w:styleId="a0">
     <w:name w:val="Default Paragraph Font"/>
     <w:uiPriority w:val="1"/>
+    <w:semiHidden/>
     <w:unhideWhenUsed/>
   </w:style>
   <w:style w:type="table" w:default="1" w:styleId="a1">
